--- a/backend/word/laminacja brwi.docx
+++ b/backend/word/laminacja brwi.docx
@@ -4,7 +4,7 @@
   <w:body>
     <w:p>
       <w:r>
-        <w:t>LAMINACJA BRWI</w:t>
+        <w:t>Laminacja brwi</w:t>
       </w:r>
     </w:p>
     <w:p/>
@@ -199,10 +199,7 @@
     <w:p/>
     <w:p>
       <w:r>
-        <w:t xml:space="preserve">Bezwzględne </w:t>
-      </w:r>
-      <w:r>
-        <w:t>przeciwwskazania do zabiegu:</w:t>
+        <w:t>Bezwzględne przeciwwskazania do zabiegu:</w:t>
       </w:r>
     </w:p>
     <w:p>

--- a/backend/word/laminacja brwi.docx
+++ b/backend/word/laminacja brwi.docx
@@ -50,7 +50,15 @@
     </w:p>
     <w:p>
       <w:r>
-        <w:t xml:space="preserve">  Ocena kształtu i kondycji włosków, a także oczyszczenie skóry i włosków z makijażu i sebum.</w:t>
+        <w:t xml:space="preserve">  Ocena kształtu i kondycji włosków, a także oczyszczenie skóry i włosków z makijażu i </w:t>
+      </w:r>
+      <w:proofErr w:type="spellStart"/>
+      <w:r>
+        <w:t>sebum</w:t>
+      </w:r>
+      <w:proofErr w:type="spellEnd"/>
+      <w:r>
+        <w:t>.</w:t>
       </w:r>
     </w:p>
     <w:p>
@@ -115,9 +123,11 @@
       <w:r>
         <w:t xml:space="preserve"> </w:t>
       </w:r>
+      <w:proofErr w:type="spellStart"/>
       <w:r>
         <w:t>Botox</w:t>
       </w:r>
+      <w:proofErr w:type="spellEnd"/>
     </w:p>
     <w:p>
       <w:r>
@@ -193,7 +203,15 @@
         <w:t xml:space="preserve"> (</w:t>
       </w:r>
       <w:r>
-        <w:t>przy zastosowaniu odżywek lub metody Eleebana).</w:t>
+        <w:t xml:space="preserve">przy zastosowaniu odżywek lub metody </w:t>
+      </w:r>
+      <w:proofErr w:type="spellStart"/>
+      <w:r>
+        <w:t>Eleebana</w:t>
+      </w:r>
+      <w:proofErr w:type="spellEnd"/>
+      <w:r>
+        <w:t>).</w:t>
       </w:r>
     </w:p>
     <w:p/>
@@ -262,10 +280,19 @@
       <w:r>
         <w:t>* Nie moczyć brwi przez pierwsze 24 godziny</w:t>
       </w:r>
-    </w:p>
-    <w:p>
-      <w:r>
-        <w:t>* Unikać pocierania i używania olejków w okolicy brwi.</w:t>
+      <w:r>
+        <w:t xml:space="preserve"> po zabiegu.</w:t>
+      </w:r>
+    </w:p>
+    <w:p>
+      <w:r>
+        <w:t>* Unikać pocierania i używania olejków w okolicy brwi</w:t>
+      </w:r>
+      <w:r>
+        <w:t xml:space="preserve"> przez 24 godziny po zabiegu</w:t>
+      </w:r>
+      <w:r>
+        <w:t>.</w:t>
       </w:r>
     </w:p>
     <w:p>
@@ -279,6 +306,11 @@
       </w:r>
       <w:r>
         <w:t>.</w:t>
+      </w:r>
+    </w:p>
+    <w:p>
+      <w:r>
+        <w:t>* Stosowanie rekomendowanych odżywek może przedłużyć trwałość efektu.</w:t>
       </w:r>
     </w:p>
     <w:p/>
